--- a/0_setup.docx
+++ b/0_setup.docx
@@ -58,7 +58,25 @@
         <w:pStyle w:val="FirstParagraph"/>
       </w:pPr>
       <w:r>
-        <w:t xml:space="preserve">You should complete these brief set-up steps first before you begin the practical sessions for the Advanced Research Methods module.</w:t>
+        <w:t xml:space="preserve">You should complete these brief set-up steps first before you begin the practical sessions, and any time you begin working on a new device (e.g., if you swap between a university machine and your laptop).</w:t>
+      </w:r>
+    </w:p>
+    <w:bookmarkEnd w:id="20"/>
+    <w:bookmarkStart w:id="23" w:name="downloading-r-and-rstudio"/>
+    <w:p>
+      <w:pPr>
+        <w:pStyle w:val="Heading1"/>
+      </w:pPr>
+      <w:r>
+        <w:t xml:space="preserve">2. Downloading R and RStudio</w:t>
+      </w:r>
+    </w:p>
+    <w:p>
+      <w:pPr>
+        <w:pStyle w:val="FirstParagraph"/>
+      </w:pPr>
+      <w:r>
+        <w:t xml:space="preserve">If you are working on a university machine (recommended), R and RStudio should already be set up for use. Always open RStudio to work in R.</w:t>
       </w:r>
     </w:p>
     <w:p>
@@ -66,25 +84,7 @@
         <w:pStyle w:val="BodyText"/>
       </w:pPr>
       <w:r>
-        <w:t xml:space="preserve">These steps are critically important to avoid encountering issues later on. That is, the instructions for future practical sessions assume that you have set up R in this way. If you switch devices later on (e.g., if you are working on university PC, but later decide to follow-up on some practical activities on your own laptop), you should come back to this page and make sure that you have completed these steps.</w:t>
-      </w:r>
-    </w:p>
-    <w:bookmarkEnd w:id="20"/>
-    <w:bookmarkStart w:id="30" w:name="file-storage"/>
-    <w:p>
-      <w:pPr>
-        <w:pStyle w:val="Heading1"/>
-      </w:pPr>
-      <w:r>
-        <w:t xml:space="preserve">2. File storage</w:t>
-      </w:r>
-    </w:p>
-    <w:p>
-      <w:pPr>
-        <w:pStyle w:val="FirstParagraph"/>
-      </w:pPr>
-      <w:r>
-        <w:t xml:space="preserve">When you want to input and output files from R, you will need to tell R exactly where on your computer to find it. This can be a pain for two reasons:</w:t>
+        <w:t xml:space="preserve">If you want to use R on your own computer, you will need to follow these links to install R and RStudio separately:</w:t>
       </w:r>
     </w:p>
     <w:p>
@@ -95,9 +95,14 @@
           <w:numId w:val="1001"/>
         </w:numPr>
       </w:pPr>
-      <w:r>
-        <w:t xml:space="preserve">Filepaths can be long and faffy to work with.</w:t>
-      </w:r>
+      <w:hyperlink r:id="rId21">
+        <w:r>
+          <w:rPr>
+            <w:rStyle w:val="Hyperlink"/>
+          </w:rPr>
+          <w:t xml:space="preserve">Install R</w:t>
+        </w:r>
+      </w:hyperlink>
     </w:p>
     <w:p>
       <w:pPr>
@@ -107,6 +112,53 @@
           <w:numId w:val="1001"/>
         </w:numPr>
       </w:pPr>
+      <w:hyperlink r:id="rId22">
+        <w:r>
+          <w:rPr>
+            <w:rStyle w:val="Hyperlink"/>
+          </w:rPr>
+          <w:t xml:space="preserve">Install RStudio</w:t>
+        </w:r>
+      </w:hyperlink>
+    </w:p>
+    <w:bookmarkEnd w:id="23"/>
+    <w:bookmarkStart w:id="33" w:name="file-storage"/>
+    <w:p>
+      <w:pPr>
+        <w:pStyle w:val="Heading1"/>
+      </w:pPr>
+      <w:r>
+        <w:t xml:space="preserve">3. File storage</w:t>
+      </w:r>
+    </w:p>
+    <w:p>
+      <w:pPr>
+        <w:pStyle w:val="FirstParagraph"/>
+      </w:pPr>
+      <w:r>
+        <w:t xml:space="preserve">When you want to input and output files, you will need to tell R exactly where on your computer to find it. This can be a pain for two reasons:</w:t>
+      </w:r>
+    </w:p>
+    <w:p>
+      <w:pPr>
+        <w:pStyle w:val="Compact"/>
+        <w:numPr>
+          <w:ilvl w:val="0"/>
+          <w:numId w:val="1002"/>
+        </w:numPr>
+      </w:pPr>
+      <w:r>
+        <w:t xml:space="preserve">Filepaths can be long and faffy to work with.</w:t>
+      </w:r>
+    </w:p>
+    <w:p>
+      <w:pPr>
+        <w:pStyle w:val="Compact"/>
+        <w:numPr>
+          <w:ilvl w:val="0"/>
+          <w:numId w:val="1002"/>
+        </w:numPr>
+      </w:pPr>
       <w:r>
         <w:t xml:space="preserve">If you want to use your script elsewhere or share it with someone else, the script will need to be edited again, which means more faff.</w:t>
       </w:r>
@@ -135,13 +187,13 @@
         <w:t xml:space="preserve">This will mean that R knows the file location we are working in, and we can keep all our datasets and analysis scripts together in one place.</w:t>
       </w:r>
     </w:p>
-    <w:bookmarkStart w:id="24" w:name="set-up-your-folders"/>
+    <w:bookmarkStart w:id="27" w:name="set-up-your-folders"/>
     <w:p>
       <w:pPr>
         <w:pStyle w:val="Heading2"/>
       </w:pPr>
       <w:r>
-        <w:t xml:space="preserve">2.1 Set up your folders</w:t>
+        <w:t xml:space="preserve">3.1 Set up your folders</w:t>
       </w:r>
     </w:p>
     <w:p>
@@ -154,10 +206,13 @@
     </w:p>
     <w:p>
       <w:pPr>
-        <w:pStyle w:val="BodyText"/>
-      </w:pPr>
-      <w:r>
-        <w:t xml:space="preserve">1) Open the file browser on your computer. On Windows, you can do this by clicking</w:t>
+        <w:numPr>
+          <w:ilvl w:val="0"/>
+          <w:numId w:val="1003"/>
+        </w:numPr>
+      </w:pPr>
+      <w:r>
+        <w:t xml:space="preserve">Open the file browser on your computer. On Windows, you can do this by clicking</w:t>
       </w:r>
       <w:r>
         <w:t xml:space="preserve"> </w:t>
@@ -175,10 +230,13 @@
     </w:p>
     <w:p>
       <w:pPr>
-        <w:pStyle w:val="BodyText"/>
-      </w:pPr>
-      <w:r>
-        <w:t xml:space="preserve">2) Navigate to your</w:t>
+        <w:numPr>
+          <w:ilvl w:val="0"/>
+          <w:numId w:val="1003"/>
+        </w:numPr>
+      </w:pPr>
+      <w:r>
+        <w:t xml:space="preserve">Navigate to your</w:t>
       </w:r>
       <w:r>
         <w:t xml:space="preserve"> </w:t>
@@ -199,10 +257,13 @@
     </w:p>
     <w:p>
       <w:pPr>
-        <w:pStyle w:val="BodyText"/>
-      </w:pPr>
-      <w:r>
-        <w:t xml:space="preserve">3) Create a new folder, and call it</w:t>
+        <w:numPr>
+          <w:ilvl w:val="0"/>
+          <w:numId w:val="1003"/>
+        </w:numPr>
+      </w:pPr>
+      <w:r>
+        <w:t xml:space="preserve">Create a new folder, and call it</w:t>
       </w:r>
       <w:r>
         <w:t xml:space="preserve"> </w:t>
@@ -226,10 +287,13 @@
     </w:p>
     <w:p>
       <w:pPr>
-        <w:pStyle w:val="BodyText"/>
-      </w:pPr>
-      <w:r>
-        <w:t xml:space="preserve">4) Within this new folder, create one folder called</w:t>
+        <w:numPr>
+          <w:ilvl w:val="0"/>
+          <w:numId w:val="1003"/>
+        </w:numPr>
+      </w:pPr>
+      <w:r>
+        <w:t xml:space="preserve">Within this new folder, create one folder called</w:t>
       </w:r>
       <w:r>
         <w:t xml:space="preserve"> </w:t>
@@ -301,7 +365,7 @@
           </w:tcPr>
           <w:p>
             <w:pPr>
-              <w:pStyle w:val="BodyText"/>
+              <w:pStyle w:val="FirstParagraph"/>
             </w:pPr>
             <w:pPr>
               <w:spacing w:before="0" w:after="0"/>
@@ -312,18 +376,18 @@
                 <wp:inline>
                   <wp:extent cx="152400" cy="152400"/>
                   <wp:effectExtent b="0" l="0" r="0" t="0"/>
-                  <wp:docPr descr="" title="" id="22" name="Picture"/>
+                  <wp:docPr descr="" title="" id="25" name="Picture"/>
                   <a:graphic>
                     <a:graphicData uri="http://schemas.openxmlformats.org/drawingml/2006/picture">
                       <pic:pic>
                         <pic:nvPicPr>
-                          <pic:cNvPr descr="C:\Users\elj504\AppData\Local\Programs\Quarto\share\formats\docx\tip.png" id="23" name="Picture"/>
+                          <pic:cNvPr descr="C:\Users\elj504\AppData\Local\Programs\Quarto\share\formats\docx\tip.png" id="26" name="Picture"/>
                           <pic:cNvPicPr>
                             <a:picLocks noChangeArrowheads="1" noChangeAspect="1"/>
                           </pic:cNvPicPr>
                         </pic:nvPicPr>
                         <pic:blipFill>
-                          <a:blip r:embed="rId21"/>
+                          <a:blip r:embed="rId24"/>
                           <a:stretch>
                             <a:fillRect/>
                           </a:stretch>
@@ -398,14 +462,14 @@
         <w:t xml:space="preserve">When you download datasets for the practicals in the future, you should save them in your data folder. Similarly, when you create scripts in each practical, save them in the scripts folder.</w:t>
       </w:r>
     </w:p>
-    <w:bookmarkEnd w:id="24"/>
-    <w:bookmarkStart w:id="28" w:name="initiate-an-r-project"/>
+    <w:bookmarkEnd w:id="27"/>
+    <w:bookmarkStart w:id="31" w:name="initiate-an-r-project"/>
     <w:p>
       <w:pPr>
         <w:pStyle w:val="Heading2"/>
       </w:pPr>
       <w:r>
-        <w:t xml:space="preserve">2.2 Initiate an R Project</w:t>
+        <w:t xml:space="preserve">3.2 Initiate an R Project</w:t>
       </w:r>
     </w:p>
     <w:p>
@@ -418,10 +482,13 @@
     </w:p>
     <w:p>
       <w:pPr>
-        <w:pStyle w:val="BodyText"/>
-      </w:pPr>
-      <w:r>
-        <w:t xml:space="preserve">1) Open RStudio</w:t>
+        <w:numPr>
+          <w:ilvl w:val="0"/>
+          <w:numId w:val="1004"/>
+        </w:numPr>
+      </w:pPr>
+      <w:r>
+        <w:t xml:space="preserve">Open RStudio</w:t>
       </w:r>
       <w:r>
         <w:rPr>
@@ -433,10 +500,13 @@
     </w:p>
     <w:p>
       <w:pPr>
-        <w:pStyle w:val="BodyText"/>
-      </w:pPr>
-      <w:r>
-        <w:t xml:space="preserve">2) At the top of the window, click</w:t>
+        <w:numPr>
+          <w:ilvl w:val="0"/>
+          <w:numId w:val="1004"/>
+        </w:numPr>
+      </w:pPr>
+      <w:r>
+        <w:t xml:space="preserve">At the top of the window, click</w:t>
       </w:r>
       <w:r>
         <w:t xml:space="preserve"> </w:t>
@@ -451,10 +521,13 @@
     </w:p>
     <w:p>
       <w:pPr>
-        <w:pStyle w:val="BodyText"/>
-      </w:pPr>
-      <w:r>
-        <w:t xml:space="preserve">3) After a bit of thinking (be patient!), a</w:t>
+        <w:numPr>
+          <w:ilvl w:val="0"/>
+          <w:numId w:val="1004"/>
+        </w:numPr>
+      </w:pPr>
+      <w:r>
+        <w:t xml:space="preserve">After a bit of thinking (be patient!), a</w:t>
       </w:r>
       <w:r>
         <w:t xml:space="preserve"> </w:t>
@@ -487,10 +560,13 @@
     </w:p>
     <w:p>
       <w:pPr>
-        <w:pStyle w:val="BodyText"/>
-      </w:pPr>
-      <w:r>
-        <w:t xml:space="preserve">4) On the next window, click</w:t>
+        <w:numPr>
+          <w:ilvl w:val="0"/>
+          <w:numId w:val="1004"/>
+        </w:numPr>
+      </w:pPr>
+      <w:r>
+        <w:t xml:space="preserve">On the next window, click</w:t>
       </w:r>
       <w:r>
         <w:t xml:space="preserve"> </w:t>
@@ -516,10 +592,13 @@
     </w:p>
     <w:p>
       <w:pPr>
-        <w:pStyle w:val="BodyText"/>
-      </w:pPr>
-      <w:r>
-        <w:t xml:space="preserve">5) Click</w:t>
+        <w:numPr>
+          <w:ilvl w:val="0"/>
+          <w:numId w:val="1004"/>
+        </w:numPr>
+      </w:pPr>
+      <w:r>
+        <w:t xml:space="preserve">Click</w:t>
       </w:r>
       <w:r>
         <w:t xml:space="preserve"> </w:t>
@@ -533,7 +612,7 @@
     </w:p>
     <w:p>
       <w:pPr>
-        <w:pStyle w:val="BodyText"/>
+        <w:pStyle w:val="FirstParagraph"/>
       </w:pPr>
       <w:r>
         <w:t xml:space="preserve">The name of the R Project you are working in should now show in the top right hand corner of your window, like this:</w:t>
@@ -548,18 +627,18 @@
           <wp:inline>
             <wp:extent cx="2127183" cy="856648"/>
             <wp:effectExtent b="0" l="0" r="0" t="0"/>
-            <wp:docPr descr="The current R Project" title="" id="26" name="Picture"/>
+            <wp:docPr descr="The current R Project" title="" id="29" name="Picture"/>
             <a:graphic>
               <a:graphicData uri="http://schemas.openxmlformats.org/drawingml/2006/picture">
                 <pic:pic>
                   <pic:nvPicPr>
-                    <pic:cNvPr descr="images/RProject.png" id="27" name="Picture"/>
+                    <pic:cNvPr descr="images/RProject.png" id="30" name="Picture"/>
                     <pic:cNvPicPr>
                       <a:picLocks noChangeArrowheads="1" noChangeAspect="1"/>
                     </pic:cNvPicPr>
                   </pic:nvPicPr>
                   <pic:blipFill>
-                    <a:blip r:embed="rId25"/>
+                    <a:blip r:embed="rId28"/>
                     <a:stretch>
                       <a:fillRect/>
                     </a:stretch>
@@ -602,14 +681,14 @@
         <w:t xml:space="preserve">If it doesn’t, retrace your steps and try again. If it still doesn’t work, put your hand up and ask for help.</w:t>
       </w:r>
     </w:p>
-    <w:bookmarkEnd w:id="28"/>
-    <w:bookmarkStart w:id="29" w:name="moving-forwards"/>
+    <w:bookmarkEnd w:id="31"/>
+    <w:bookmarkStart w:id="32" w:name="moving-forwards"/>
     <w:p>
       <w:pPr>
         <w:pStyle w:val="Heading2"/>
       </w:pPr>
       <w:r>
-        <w:t xml:space="preserve">2.3 Moving forwards</w:t>
+        <w:t xml:space="preserve">3.3 Moving forwards</w:t>
       </w:r>
     </w:p>
     <w:p>
@@ -622,10 +701,14 @@
     </w:p>
     <w:p>
       <w:pPr>
-        <w:pStyle w:val="BodyText"/>
-      </w:pPr>
-      <w:r>
-        <w:t xml:space="preserve">1) Open the R Project at the start of every session. You can do this by double clicking it from your file browser, or clicking</w:t>
+        <w:pStyle w:val="Compact"/>
+        <w:numPr>
+          <w:ilvl w:val="0"/>
+          <w:numId w:val="1005"/>
+        </w:numPr>
+      </w:pPr>
+      <w:r>
+        <w:t xml:space="preserve">Open the R Project at the start of every session. You can do this by double clicking it from your file browser, or clicking</w:t>
       </w:r>
       <w:r>
         <w:t xml:space="preserve"> </w:t>
@@ -646,37 +729,45 @@
     </w:p>
     <w:p>
       <w:pPr>
-        <w:pStyle w:val="BodyText"/>
-      </w:pPr>
-      <w:r>
-        <w:t xml:space="preserve">2) Save the data files in the data folder, once you have downloaded them from the VLE.</w:t>
-      </w:r>
-    </w:p>
-    <w:p>
-      <w:pPr>
-        <w:pStyle w:val="BodyText"/>
-      </w:pPr>
-      <w:r>
-        <w:t xml:space="preserve">3) Save your scripts in the scripts folder.</w:t>
-      </w:r>
-    </w:p>
-    <w:p>
-      <w:pPr>
-        <w:pStyle w:val="BodyText"/>
+        <w:pStyle w:val="Compact"/>
+        <w:numPr>
+          <w:ilvl w:val="0"/>
+          <w:numId w:val="1005"/>
+        </w:numPr>
+      </w:pPr>
+      <w:r>
+        <w:t xml:space="preserve">Save the data files in the data folder, once you have downloaded them from the VLE.</w:t>
+      </w:r>
+    </w:p>
+    <w:p>
+      <w:pPr>
+        <w:pStyle w:val="Compact"/>
+        <w:numPr>
+          <w:ilvl w:val="0"/>
+          <w:numId w:val="1005"/>
+        </w:numPr>
+      </w:pPr>
+      <w:r>
+        <w:t xml:space="preserve">Save your scripts in the scripts folder.</w:t>
+      </w:r>
+    </w:p>
+    <w:p>
+      <w:pPr>
+        <w:pStyle w:val="FirstParagraph"/>
       </w:pPr>
       <w:r>
         <w:t xml:space="preserve">More on what these mean in the remainder of Practical 1!</w:t>
       </w:r>
     </w:p>
-    <w:bookmarkEnd w:id="29"/>
-    <w:bookmarkEnd w:id="30"/>
-    <w:bookmarkStart w:id="39" w:name="rstudio-settings"/>
+    <w:bookmarkEnd w:id="32"/>
+    <w:bookmarkEnd w:id="33"/>
+    <w:bookmarkStart w:id="42" w:name="rstudio-settings"/>
     <w:p>
       <w:pPr>
         <w:pStyle w:val="Heading1"/>
       </w:pPr>
       <w:r>
-        <w:t xml:space="preserve">3. RStudio settings</w:t>
+        <w:t xml:space="preserve">4. RStudio settings</w:t>
       </w:r>
     </w:p>
     <w:p>
@@ -687,13 +778,13 @@
         <w:t xml:space="preserve">There are a few other settings that can be useful to change when you first begin working in RStudio.</w:t>
       </w:r>
     </w:p>
-    <w:bookmarkStart w:id="34" w:name="saving-the-workspace"/>
+    <w:bookmarkStart w:id="37" w:name="saving-the-workspace"/>
     <w:p>
       <w:pPr>
         <w:pStyle w:val="Heading2"/>
       </w:pPr>
       <w:r>
-        <w:t xml:space="preserve">3.1 Saving the workspace</w:t>
+        <w:t xml:space="preserve">4.1 Saving the workspace</w:t>
       </w:r>
     </w:p>
     <w:p>
@@ -706,10 +797,13 @@
     </w:p>
     <w:p>
       <w:pPr>
-        <w:pStyle w:val="BodyText"/>
-      </w:pPr>
-      <w:r>
-        <w:t xml:space="preserve">1) At the top of RStudio, click</w:t>
+        <w:numPr>
+          <w:ilvl w:val="0"/>
+          <w:numId w:val="1006"/>
+        </w:numPr>
+      </w:pPr>
+      <w:r>
+        <w:t xml:space="preserve">At the top of RStudio, click</w:t>
       </w:r>
       <w:r>
         <w:t xml:space="preserve"> </w:t>
@@ -724,10 +818,13 @@
     </w:p>
     <w:p>
       <w:pPr>
-        <w:pStyle w:val="BodyText"/>
-      </w:pPr>
-      <w:r>
-        <w:t xml:space="preserve">2) On the</w:t>
+        <w:numPr>
+          <w:ilvl w:val="0"/>
+          <w:numId w:val="1006"/>
+        </w:numPr>
+      </w:pPr>
+      <w:r>
+        <w:t xml:space="preserve">On the</w:t>
       </w:r>
       <w:r>
         <w:t xml:space="preserve"> </w:t>
@@ -758,10 +855,13 @@
     </w:p>
     <w:p>
       <w:pPr>
-        <w:pStyle w:val="BodyText"/>
-      </w:pPr>
-      <w:r>
-        <w:t xml:space="preserve">3) Make sure that the</w:t>
+        <w:numPr>
+          <w:ilvl w:val="0"/>
+          <w:numId w:val="1006"/>
+        </w:numPr>
+      </w:pPr>
+      <w:r>
+        <w:t xml:space="preserve">Make sure that the</w:t>
       </w:r>
       <w:r>
         <w:t xml:space="preserve"> </w:t>
@@ -782,10 +882,13 @@
     </w:p>
     <w:p>
       <w:pPr>
-        <w:pStyle w:val="BodyText"/>
-      </w:pPr>
-      <w:r>
-        <w:t xml:space="preserve">4) Click</w:t>
+        <w:numPr>
+          <w:ilvl w:val="0"/>
+          <w:numId w:val="1006"/>
+        </w:numPr>
+      </w:pPr>
+      <w:r>
+        <w:t xml:space="preserve">Click</w:t>
       </w:r>
       <w:r>
         <w:t xml:space="preserve"> </w:t>
@@ -809,18 +912,18 @@
           <wp:inline>
             <wp:extent cx="5334000" cy="5346884"/>
             <wp:effectExtent b="0" l="0" r="0" t="0"/>
-            <wp:docPr descr="Global options window with recommended General settings" title="" id="32" name="Picture"/>
+            <wp:docPr descr="Global options window with recommended General settings" title="" id="35" name="Picture"/>
             <a:graphic>
               <a:graphicData uri="http://schemas.openxmlformats.org/drawingml/2006/picture">
                 <pic:pic>
                   <pic:nvPicPr>
-                    <pic:cNvPr descr="images/workspace_settings.png" id="33" name="Picture"/>
+                    <pic:cNvPr descr="images/workspace_settings.png" id="36" name="Picture"/>
                     <pic:cNvPicPr>
                       <a:picLocks noChangeArrowheads="1" noChangeAspect="1"/>
                     </pic:cNvPicPr>
                   </pic:nvPicPr>
                   <pic:blipFill>
-                    <a:blip r:embed="rId31"/>
+                    <a:blip r:embed="rId34"/>
                     <a:stretch>
                       <a:fillRect/>
                     </a:stretch>
@@ -855,14 +958,14 @@
         <w:t xml:space="preserve">Global options window with recommended General settings</w:t>
       </w:r>
     </w:p>
-    <w:bookmarkEnd w:id="34"/>
-    <w:bookmarkStart w:id="38" w:name="rainbow-parentheses"/>
+    <w:bookmarkEnd w:id="37"/>
+    <w:bookmarkStart w:id="41" w:name="rainbow-parentheses"/>
     <w:p>
       <w:pPr>
         <w:pStyle w:val="Heading2"/>
       </w:pPr>
       <w:r>
-        <w:t xml:space="preserve">3.2 Rainbow parentheses</w:t>
+        <w:t xml:space="preserve">4.2 Rainbow parentheses</w:t>
       </w:r>
     </w:p>
     <w:p>
@@ -875,10 +978,13 @@
     </w:p>
     <w:p>
       <w:pPr>
-        <w:pStyle w:val="BodyText"/>
-      </w:pPr>
-      <w:r>
-        <w:t xml:space="preserve">1) On the Global Options… window you have open, click on</w:t>
+        <w:numPr>
+          <w:ilvl w:val="0"/>
+          <w:numId w:val="1007"/>
+        </w:numPr>
+      </w:pPr>
+      <w:r>
+        <w:t xml:space="preserve">On the Global Options… window you have open, click on</w:t>
       </w:r>
       <w:r>
         <w:t xml:space="preserve"> </w:t>
@@ -895,10 +1001,13 @@
     </w:p>
     <w:p>
       <w:pPr>
-        <w:pStyle w:val="BodyText"/>
-      </w:pPr>
-      <w:r>
-        <w:t xml:space="preserve">2) Click the</w:t>
+        <w:numPr>
+          <w:ilvl w:val="0"/>
+          <w:numId w:val="1007"/>
+        </w:numPr>
+      </w:pPr>
+      <w:r>
+        <w:t xml:space="preserve">Click the</w:t>
       </w:r>
       <w:r>
         <w:t xml:space="preserve"> </w:t>
@@ -915,10 +1024,13 @@
     </w:p>
     <w:p>
       <w:pPr>
-        <w:pStyle w:val="BodyText"/>
-      </w:pPr>
-      <w:r>
-        <w:t xml:space="preserve">3) Under syntax, check the box that says</w:t>
+        <w:numPr>
+          <w:ilvl w:val="0"/>
+          <w:numId w:val="1007"/>
+        </w:numPr>
+      </w:pPr>
+      <w:r>
+        <w:t xml:space="preserve">Under syntax, check the box that says</w:t>
       </w:r>
       <w:r>
         <w:t xml:space="preserve"> </w:t>
@@ -932,10 +1044,13 @@
     </w:p>
     <w:p>
       <w:pPr>
-        <w:pStyle w:val="BodyText"/>
-      </w:pPr>
-      <w:r>
-        <w:t xml:space="preserve">4) Then click</w:t>
+        <w:numPr>
+          <w:ilvl w:val="0"/>
+          <w:numId w:val="1007"/>
+        </w:numPr>
+      </w:pPr>
+      <w:r>
+        <w:t xml:space="preserve">Then click</w:t>
       </w:r>
       <w:r>
         <w:t xml:space="preserve"> </w:t>
@@ -968,18 +1083,18 @@
           <wp:inline>
             <wp:extent cx="5334000" cy="5372886"/>
             <wp:effectExtent b="0" l="0" r="0" t="0"/>
-            <wp:docPr descr="Global options window with recommended Code Display settings" title="" id="36" name="Picture"/>
+            <wp:docPr descr="Global options window with recommended Code Display settings" title="" id="39" name="Picture"/>
             <a:graphic>
               <a:graphicData uri="http://schemas.openxmlformats.org/drawingml/2006/picture">
                 <pic:pic>
                   <pic:nvPicPr>
-                    <pic:cNvPr descr="images/rainbow_parentheses.png" id="37" name="Picture"/>
+                    <pic:cNvPr descr="images/rainbow_parentheses.png" id="40" name="Picture"/>
                     <pic:cNvPicPr>
                       <a:picLocks noChangeArrowheads="1" noChangeAspect="1"/>
                     </pic:cNvPicPr>
                   </pic:nvPicPr>
                   <pic:blipFill>
-                    <a:blip r:embed="rId35"/>
+                    <a:blip r:embed="rId38"/>
                     <a:stretch>
                       <a:fillRect/>
                     </a:stretch>
@@ -1022,15 +1137,15 @@
         <w:t xml:space="preserve">As for what this has done? Well, you’ll just have to wait and see as we get writing scripts…</w:t>
       </w:r>
     </w:p>
-    <w:bookmarkEnd w:id="38"/>
-    <w:bookmarkEnd w:id="39"/>
-    <w:bookmarkStart w:id="40" w:name="youre-now-ready-to-go"/>
+    <w:bookmarkEnd w:id="41"/>
+    <w:bookmarkEnd w:id="42"/>
+    <w:bookmarkStart w:id="43" w:name="youre-now-ready-to-go"/>
     <w:p>
       <w:pPr>
         <w:pStyle w:val="Heading1"/>
       </w:pPr>
       <w:r>
-        <w:t xml:space="preserve">4. You’re now ready to go!</w:t>
+        <w:t xml:space="preserve">5. You’re now ready to go!</w:t>
       </w:r>
     </w:p>
     <w:p>
@@ -1054,7 +1169,7 @@
         <w:t xml:space="preserve">.</w:t>
       </w:r>
     </w:p>
-    <w:bookmarkEnd w:id="40"/>
+    <w:bookmarkEnd w:id="43"/>
     <w:sectPr>
       <w:footnotePr>
         <w:numRestart w:val="eachSect"/>
@@ -1165,6 +1280,109 @@
       </w:pPr>
     </w:lvl>
   </w:abstractNum>
+  <w:abstractNum w:abstractNumId="991">
+    <w:nsid w:val="0000A991"/>
+    <w:multiLevelType w:val="multilevel"/>
+    <w:lvl w:ilvl="0">
+      <w:numFmt w:val="bullet"/>
+      <w:lvlText w:val=""/>
+      <w:lvlJc w:val="left"/>
+      <w:pPr>
+        <w:ind w:left="720" w:hanging="360"/>
+      </w:pPr>
+      <w:rPr>
+        <w:rFonts w:ascii="Symbol" w:hAnsi="Symbol" w:cs="Symbol" w:hint="default"/>
+      </w:rPr>
+    </w:lvl>
+    <w:lvl w:ilvl="1">
+      <w:numFmt w:val="bullet"/>
+      <w:lvlText w:val="o"/>
+      <w:lvlJc w:val="left"/>
+      <w:pPr>
+        <w:ind w:left="1440" w:hanging="360"/>
+      </w:pPr>
+      <w:rPr>
+        <w:rFonts w:ascii="Courier New" w:hAnsi="Courier New" w:cs="Courier New" w:hint="default"/>
+      </w:rPr>
+    </w:lvl>
+    <w:lvl w:ilvl="2">
+      <w:numFmt w:val="bullet"/>
+      <w:lvlText w:val=""/>
+      <w:lvlJc w:val="left"/>
+      <w:pPr>
+        <w:ind w:left="2160" w:hanging="360"/>
+      </w:pPr>
+      <w:rPr>
+        <w:rFonts w:ascii="Wingdings" w:hAnsi="Wingdings" w:cs="Wingdings" w:hint="default"/>
+      </w:rPr>
+    </w:lvl>
+    <w:lvl w:ilvl="3">
+      <w:numFmt w:val="bullet"/>
+      <w:lvlText w:val=""/>
+      <w:lvlJc w:val="left"/>
+      <w:pPr>
+        <w:ind w:left="2880" w:hanging="360"/>
+      </w:pPr>
+      <w:rPr>
+        <w:rFonts w:ascii="Symbol" w:hAnsi="Symbol" w:cs="Symbol" w:hint="default"/>
+      </w:rPr>
+    </w:lvl>
+    <w:lvl w:ilvl="4">
+      <w:numFmt w:val="bullet"/>
+      <w:lvlText w:val="o"/>
+      <w:lvlJc w:val="left"/>
+      <w:pPr>
+        <w:ind w:left="3600" w:hanging="360"/>
+      </w:pPr>
+      <w:rPr>
+        <w:rFonts w:ascii="Courier New" w:hAnsi="Courier New" w:cs="Courier New" w:hint="default"/>
+      </w:rPr>
+    </w:lvl>
+    <w:lvl w:ilvl="5">
+      <w:numFmt w:val="bullet"/>
+      <w:lvlText w:val=""/>
+      <w:lvlJc w:val="left"/>
+      <w:pPr>
+        <w:ind w:left="4320" w:hanging="360"/>
+      </w:pPr>
+      <w:rPr>
+        <w:rFonts w:ascii="Wingdings" w:hAnsi="Wingdings" w:cs="Wingdings" w:hint="default"/>
+      </w:rPr>
+    </w:lvl>
+    <w:lvl w:ilvl="6">
+      <w:numFmt w:val="bullet"/>
+      <w:lvlText w:val=""/>
+      <w:lvlJc w:val="left"/>
+      <w:pPr>
+        <w:ind w:left="5040" w:hanging="360"/>
+      </w:pPr>
+      <w:rPr>
+        <w:rFonts w:ascii="Symbol" w:hAnsi="Symbol" w:cs="Symbol" w:hint="default"/>
+      </w:rPr>
+    </w:lvl>
+    <w:lvl w:ilvl="7">
+      <w:numFmt w:val="bullet"/>
+      <w:lvlText w:val="o"/>
+      <w:lvlJc w:val="left"/>
+      <w:pPr>
+        <w:ind w:left="5760" w:hanging="360"/>
+      </w:pPr>
+      <w:rPr>
+        <w:rFonts w:ascii="Courier New" w:hAnsi="Courier New" w:cs="Courier New" w:hint="default"/>
+      </w:rPr>
+    </w:lvl>
+    <w:lvl w:ilvl="8">
+      <w:numFmt w:val="bullet"/>
+      <w:lvlText w:val=""/>
+      <w:lvlJc w:val="left"/>
+      <w:pPr>
+        <w:ind w:left="6480" w:hanging="360"/>
+      </w:pPr>
+      <w:rPr>
+        <w:rFonts w:ascii="Wingdings" w:hAnsi="Wingdings" w:cs="Wingdings" w:hint="default"/>
+      </w:rPr>
+    </w:lvl>
+  </w:abstractNum>
   <w:abstractNum w:abstractNumId="99411">
     <w:nsid w:val="00A99411"/>
     <w:multiLevelType w:val="multilevel"/>
@@ -1254,6 +1472,132 @@
     <w:abstractNumId w:val="990"/>
   </w:num>
   <w:num w:numId="1001">
+    <w:abstractNumId w:val="991"/>
+  </w:num>
+  <w:num w:numId="1002">
+    <w:abstractNumId w:val="99411"/>
+    <w:lvlOverride w:ilvl="0">
+      <w:startOverride w:val="1"/>
+    </w:lvlOverride>
+    <w:lvlOverride w:ilvl="1">
+      <w:startOverride w:val="1"/>
+    </w:lvlOverride>
+    <w:lvlOverride w:ilvl="2">
+      <w:startOverride w:val="1"/>
+    </w:lvlOverride>
+    <w:lvlOverride w:ilvl="3">
+      <w:startOverride w:val="1"/>
+    </w:lvlOverride>
+    <w:lvlOverride w:ilvl="4">
+      <w:startOverride w:val="1"/>
+    </w:lvlOverride>
+    <w:lvlOverride w:ilvl="5">
+      <w:startOverride w:val="1"/>
+    </w:lvlOverride>
+    <w:lvlOverride w:ilvl="6">
+      <w:startOverride w:val="1"/>
+    </w:lvlOverride>
+    <w:lvlOverride w:ilvl="7">
+      <w:startOverride w:val="1"/>
+    </w:lvlOverride>
+    <w:lvlOverride w:ilvl="8">
+      <w:startOverride w:val="1"/>
+    </w:lvlOverride>
+  </w:num>
+  <w:num w:numId="1003">
+    <w:abstractNumId w:val="99411"/>
+    <w:lvlOverride w:ilvl="0">
+      <w:startOverride w:val="1"/>
+    </w:lvlOverride>
+    <w:lvlOverride w:ilvl="1">
+      <w:startOverride w:val="1"/>
+    </w:lvlOverride>
+    <w:lvlOverride w:ilvl="2">
+      <w:startOverride w:val="1"/>
+    </w:lvlOverride>
+    <w:lvlOverride w:ilvl="3">
+      <w:startOverride w:val="1"/>
+    </w:lvlOverride>
+    <w:lvlOverride w:ilvl="4">
+      <w:startOverride w:val="1"/>
+    </w:lvlOverride>
+    <w:lvlOverride w:ilvl="5">
+      <w:startOverride w:val="1"/>
+    </w:lvlOverride>
+    <w:lvlOverride w:ilvl="6">
+      <w:startOverride w:val="1"/>
+    </w:lvlOverride>
+    <w:lvlOverride w:ilvl="7">
+      <w:startOverride w:val="1"/>
+    </w:lvlOverride>
+    <w:lvlOverride w:ilvl="8">
+      <w:startOverride w:val="1"/>
+    </w:lvlOverride>
+  </w:num>
+  <w:num w:numId="1004">
+    <w:abstractNumId w:val="99411"/>
+    <w:lvlOverride w:ilvl="0">
+      <w:startOverride w:val="1"/>
+    </w:lvlOverride>
+    <w:lvlOverride w:ilvl="1">
+      <w:startOverride w:val="1"/>
+    </w:lvlOverride>
+    <w:lvlOverride w:ilvl="2">
+      <w:startOverride w:val="1"/>
+    </w:lvlOverride>
+    <w:lvlOverride w:ilvl="3">
+      <w:startOverride w:val="1"/>
+    </w:lvlOverride>
+    <w:lvlOverride w:ilvl="4">
+      <w:startOverride w:val="1"/>
+    </w:lvlOverride>
+    <w:lvlOverride w:ilvl="5">
+      <w:startOverride w:val="1"/>
+    </w:lvlOverride>
+    <w:lvlOverride w:ilvl="6">
+      <w:startOverride w:val="1"/>
+    </w:lvlOverride>
+    <w:lvlOverride w:ilvl="7">
+      <w:startOverride w:val="1"/>
+    </w:lvlOverride>
+    <w:lvlOverride w:ilvl="8">
+      <w:startOverride w:val="1"/>
+    </w:lvlOverride>
+  </w:num>
+  <w:num w:numId="1005">
+    <w:abstractNumId w:val="991"/>
+  </w:num>
+  <w:num w:numId="1006">
+    <w:abstractNumId w:val="99411"/>
+    <w:lvlOverride w:ilvl="0">
+      <w:startOverride w:val="1"/>
+    </w:lvlOverride>
+    <w:lvlOverride w:ilvl="1">
+      <w:startOverride w:val="1"/>
+    </w:lvlOverride>
+    <w:lvlOverride w:ilvl="2">
+      <w:startOverride w:val="1"/>
+    </w:lvlOverride>
+    <w:lvlOverride w:ilvl="3">
+      <w:startOverride w:val="1"/>
+    </w:lvlOverride>
+    <w:lvlOverride w:ilvl="4">
+      <w:startOverride w:val="1"/>
+    </w:lvlOverride>
+    <w:lvlOverride w:ilvl="5">
+      <w:startOverride w:val="1"/>
+    </w:lvlOverride>
+    <w:lvlOverride w:ilvl="6">
+      <w:startOverride w:val="1"/>
+    </w:lvlOverride>
+    <w:lvlOverride w:ilvl="7">
+      <w:startOverride w:val="1"/>
+    </w:lvlOverride>
+    <w:lvlOverride w:ilvl="8">
+      <w:startOverride w:val="1"/>
+    </w:lvlOverride>
+  </w:num>
+  <w:num w:numId="1007">
     <w:abstractNumId w:val="99411"/>
     <w:lvlOverride w:ilvl="0">
       <w:startOverride w:val="1"/>

--- a/0_setup.docx
+++ b/0_setup.docx
@@ -18,32 +18,6 @@
         <w:t xml:space="preserve">Emma James</w:t>
       </w:r>
     </w:p>
-    <w:sdt>
-      <w:sdtPr>
-        <w:docPartObj>
-          <w:docPartGallery w:val="Table of Contents"/>
-          <w:docPartUnique/>
-        </w:docPartObj>
-      </w:sdtPr>
-      <w:sdtContent>
-        <w:p>
-          <w:pPr>
-            <w:pStyle w:val="TOCHeading"/>
-          </w:pPr>
-          <w:r>
-            <w:t xml:space="preserve">Table of contents</w:t>
-          </w:r>
-        </w:p>
-        <w:p>
-          <w:r>
-            <w:fldChar w:fldCharType="begin" w:dirty="true"/>
-            <w:instrText xml:space="preserve">TOC \o "1-3" \h \z \u</w:instrText>
-            <w:fldChar w:fldCharType="separate"/>
-            <w:fldChar w:fldCharType="end"/>
-          </w:r>
-        </w:p>
-      </w:sdtContent>
-    </w:sdt>
     <w:bookmarkStart w:id="20" w:name="introduction"/>
     <w:p>
       <w:pPr>
@@ -76,7 +50,20 @@
         <w:pStyle w:val="FirstParagraph"/>
       </w:pPr>
       <w:r>
-        <w:t xml:space="preserve">If you are working on a university machine (recommended), R and RStudio should already be set up for use. Always open RStudio to work in R.</w:t>
+        <w:t xml:space="preserve">If you are working on a university machine (recommended), R and RStudio are already installed.</w:t>
+      </w:r>
+      <w:r>
+        <w:t xml:space="preserve"> </w:t>
+      </w:r>
+      <w:r>
+        <w:rPr>
+          <w:b/>
+          <w:bCs/>
+        </w:rPr>
+        <w:t xml:space="preserve">Always open RStudio to work in R</w:t>
+      </w:r>
+      <w:r>
+        <w:t xml:space="preserve">.</w:t>
       </w:r>
     </w:p>
     <w:p>
@@ -122,7 +109,7 @@
       </w:hyperlink>
     </w:p>
     <w:bookmarkEnd w:id="23"/>
-    <w:bookmarkStart w:id="33" w:name="file-storage"/>
+    <w:bookmarkStart w:id="30" w:name="file-storage"/>
     <w:p>
       <w:pPr>
         <w:pStyle w:val="Heading1"/>
@@ -136,7 +123,7 @@
         <w:pStyle w:val="FirstParagraph"/>
       </w:pPr>
       <w:r>
-        <w:t xml:space="preserve">When you want to input and output files, you will need to tell R exactly where on your computer to find it. This can be a pain for two reasons:</w:t>
+        <w:t xml:space="preserve">When you want to input and output files, you will need to tell R exactly where on your computer to find them. This can be a pain because:</w:t>
       </w:r>
     </w:p>
     <w:p>
@@ -187,7 +174,7 @@
         <w:t xml:space="preserve">This will mean that R knows the file location we are working in, and we can keep all our datasets and analysis scripts together in one place.</w:t>
       </w:r>
     </w:p>
-    <w:bookmarkStart w:id="27" w:name="set-up-your-folders"/>
+    <w:bookmarkStart w:id="24" w:name="set-up-your-folders"/>
     <w:p>
       <w:pPr>
         <w:pStyle w:val="Heading2"/>
@@ -368,57 +355,8 @@
               <w:pStyle w:val="FirstParagraph"/>
             </w:pPr>
             <w:pPr>
-              <w:spacing w:before="0" w:after="0"/>
-              <w:textAlignment w:val="center"/>
+              <w:spacing w:before="16" w:after="16"/>
             </w:pPr>
-            <w:r>
-              <w:drawing>
-                <wp:inline>
-                  <wp:extent cx="152400" cy="152400"/>
-                  <wp:effectExtent b="0" l="0" r="0" t="0"/>
-                  <wp:docPr descr="" title="" id="25" name="Picture"/>
-                  <a:graphic>
-                    <a:graphicData uri="http://schemas.openxmlformats.org/drawingml/2006/picture">
-                      <pic:pic>
-                        <pic:nvPicPr>
-                          <pic:cNvPr descr="C:\Users\elj504\AppData\Local\Programs\Quarto\share\formats\docx\tip.png" id="26" name="Picture"/>
-                          <pic:cNvPicPr>
-                            <a:picLocks noChangeArrowheads="1" noChangeAspect="1"/>
-                          </pic:cNvPicPr>
-                        </pic:nvPicPr>
-                        <pic:blipFill>
-                          <a:blip r:embed="rId24"/>
-                          <a:stretch>
-                            <a:fillRect/>
-                          </a:stretch>
-                        </pic:blipFill>
-                        <pic:spPr bwMode="auto">
-                          <a:xfrm>
-                            <a:off x="0" y="0"/>
-                            <a:ext cx="152400" cy="152400"/>
-                          </a:xfrm>
-                          <a:prstGeom prst="rect">
-                            <a:avLst/>
-                          </a:prstGeom>
-                          <a:noFill/>
-                          <a:ln w="9525">
-                            <a:noFill/>
-                            <a:headEnd/>
-                            <a:tailEnd/>
-                          </a:ln>
-                        </pic:spPr>
-                      </pic:pic>
-                    </a:graphicData>
-                  </a:graphic>
-                </wp:inline>
-              </w:drawing>
-            </w:r>
-            <w:r>
-              <w:t xml:space="preserve"> </w:t>
-            </w:r>
-            <w:r>
-              <w:t xml:space="preserve"> </w:t>
-            </w:r>
             <w:r>
               <w:t xml:space="preserve">Tip</w:t>
             </w:r>
@@ -448,7 +386,7 @@
                 <w:i/>
                 <w:iCs/>
               </w:rPr>
-              <w:t xml:space="preserve">Note that R is case sensitive, meaning that if you capitalise letters here then you will also need to be specific in your capitalisation in the scripts. It is a good idea to adopt a consistent approach to avoid later issues. Here we have used lower case, and strongly advise you to do the same so that you don’t get confused later on.</w:t>
+              <w:t xml:space="preserve">R is case-sensitive, meaning that if you capitalise letters here then you will also need to be specific in your capitalisation in the scripts. It is a good idea to adopt a consistent approach to avoid later issues. Here we have used lower case, and strongly advise you to do the same so that you don’t get confused later on.</w:t>
             </w:r>
           </w:p>
         </w:tc>
@@ -462,8 +400,8 @@
         <w:t xml:space="preserve">When you download datasets for the practicals in the future, you should save them in your data folder. Similarly, when you create scripts in each practical, save them in the scripts folder.</w:t>
       </w:r>
     </w:p>
-    <w:bookmarkEnd w:id="27"/>
-    <w:bookmarkStart w:id="31" w:name="initiate-an-r-project"/>
+    <w:bookmarkEnd w:id="24"/>
+    <w:bookmarkStart w:id="28" w:name="initiate-an-r-project"/>
     <w:p>
       <w:pPr>
         <w:pStyle w:val="Heading2"/>
@@ -555,7 +493,7 @@
         <w:t xml:space="preserve"> </w:t>
       </w:r>
       <w:r>
-        <w:t xml:space="preserve">option in the middle, to associate this new project with an existing working directory. We choose this option because we have already set up our folders manually in the previous step.</w:t>
+        <w:t xml:space="preserve">option in the middle, to associate this new project with an existing working directory. We choose this option because we have already set up our folder in the previous step.</w:t>
       </w:r>
     </w:p>
     <w:p>
@@ -615,7 +553,7 @@
         <w:pStyle w:val="FirstParagraph"/>
       </w:pPr>
       <w:r>
-        <w:t xml:space="preserve">The name of the R Project you are working in should now show in the top right hand corner of your window, like this:</w:t>
+        <w:t xml:space="preserve">The name of the R Project you are working in should now show in the top right hand corner of your window.</w:t>
       </w:r>
     </w:p>
     <w:p>
@@ -627,18 +565,18 @@
           <wp:inline>
             <wp:extent cx="2127183" cy="856648"/>
             <wp:effectExtent b="0" l="0" r="0" t="0"/>
-            <wp:docPr descr="The current R Project" title="" id="29" name="Picture"/>
+            <wp:docPr descr="The current R Project" title="" id="26" name="Picture"/>
             <a:graphic>
               <a:graphicData uri="http://schemas.openxmlformats.org/drawingml/2006/picture">
                 <pic:pic>
                   <pic:nvPicPr>
-                    <pic:cNvPr descr="images/RProject.png" id="30" name="Picture"/>
+                    <pic:cNvPr descr="images/RProject.png" id="27" name="Picture"/>
                     <pic:cNvPicPr>
                       <a:picLocks noChangeArrowheads="1" noChangeAspect="1"/>
                     </pic:cNvPicPr>
                   </pic:nvPicPr>
                   <pic:blipFill>
-                    <a:blip r:embed="rId28"/>
+                    <a:blip r:embed="rId25"/>
                     <a:stretch>
                       <a:fillRect/>
                     </a:stretch>
@@ -681,8 +619,8 @@
         <w:t xml:space="preserve">If it doesn’t, retrace your steps and try again. If it still doesn’t work, put your hand up and ask for help.</w:t>
       </w:r>
     </w:p>
-    <w:bookmarkEnd w:id="31"/>
-    <w:bookmarkStart w:id="32" w:name="moving-forwards"/>
+    <w:bookmarkEnd w:id="28"/>
+    <w:bookmarkStart w:id="29" w:name="moving-forwards"/>
     <w:p>
       <w:pPr>
         <w:pStyle w:val="Heading2"/>
@@ -759,9 +697,9 @@
         <w:t xml:space="preserve">More on what these mean in the remainder of Practical 1!</w:t>
       </w:r>
     </w:p>
-    <w:bookmarkEnd w:id="32"/>
-    <w:bookmarkEnd w:id="33"/>
-    <w:bookmarkStart w:id="42" w:name="rstudio-settings"/>
+    <w:bookmarkEnd w:id="29"/>
+    <w:bookmarkEnd w:id="30"/>
+    <w:bookmarkStart w:id="39" w:name="rstudio-settings"/>
     <w:p>
       <w:pPr>
         <w:pStyle w:val="Heading1"/>
@@ -778,7 +716,7 @@
         <w:t xml:space="preserve">There are a few other settings that can be useful to change when you first begin working in RStudio.</w:t>
       </w:r>
     </w:p>
-    <w:bookmarkStart w:id="37" w:name="saving-the-workspace"/>
+    <w:bookmarkStart w:id="34" w:name="saving-the-workspace"/>
     <w:p>
       <w:pPr>
         <w:pStyle w:val="Heading2"/>
@@ -792,7 +730,7 @@
         <w:pStyle w:val="FirstParagraph"/>
       </w:pPr>
       <w:r>
-        <w:t xml:space="preserve">One irritating default of RStudio is that it saves everything automatically on exiting. This might sound like a great idea, but in reality it can mean that you have a very messy workspace and that mistakes can emerge from using old material. To turn this off (highly recommended):</w:t>
+        <w:t xml:space="preserve">An irritating default of RStudio is that it saves everything automatically on exiting. This might sound like a great idea, but in reality it can mean that you have a very messy workspace and that mistakes emerge from using old material. It is highly recommended that you turn this off by taking the following steps:</w:t>
       </w:r>
     </w:p>
     <w:p>
@@ -912,18 +850,18 @@
           <wp:inline>
             <wp:extent cx="5334000" cy="5346884"/>
             <wp:effectExtent b="0" l="0" r="0" t="0"/>
-            <wp:docPr descr="Global options window with recommended General settings" title="" id="35" name="Picture"/>
+            <wp:docPr descr="Global options window with recommended General settings" title="" id="32" name="Picture"/>
             <a:graphic>
               <a:graphicData uri="http://schemas.openxmlformats.org/drawingml/2006/picture">
                 <pic:pic>
                   <pic:nvPicPr>
-                    <pic:cNvPr descr="images/workspace_settings.png" id="36" name="Picture"/>
+                    <pic:cNvPr descr="images/workspace_settings.png" id="33" name="Picture"/>
                     <pic:cNvPicPr>
                       <a:picLocks noChangeArrowheads="1" noChangeAspect="1"/>
                     </pic:cNvPicPr>
                   </pic:nvPicPr>
                   <pic:blipFill>
-                    <a:blip r:embed="rId34"/>
+                    <a:blip r:embed="rId31"/>
                     <a:stretch>
                       <a:fillRect/>
                     </a:stretch>
@@ -958,8 +896,8 @@
         <w:t xml:space="preserve">Global options window with recommended General settings</w:t>
       </w:r>
     </w:p>
-    <w:bookmarkEnd w:id="37"/>
-    <w:bookmarkStart w:id="41" w:name="rainbow-parentheses"/>
+    <w:bookmarkEnd w:id="34"/>
+    <w:bookmarkStart w:id="38" w:name="rainbow-parentheses"/>
     <w:p>
       <w:pPr>
         <w:pStyle w:val="Heading2"/>
@@ -973,7 +911,7 @@
         <w:pStyle w:val="FirstParagraph"/>
       </w:pPr>
       <w:r>
-        <w:t xml:space="preserve">Sometimes we will need to wrap things inside multiple nested brackets. You don’t need to worry about what this means for now, but whilst we’re on the settings, we might as well set up one of my favourite most useful features: rainbow parentheses! This setting colour codes your brackets so that you can tell which ones are paired together. And who doesn’t want a bit of colour on their scripts?!</w:t>
+        <w:t xml:space="preserve">Sometimes we will need to wrap things inside multiple nested brackets. You don’t need to worry about what this means for now, but while we’re on the settings, we can set up one of my favourite RStudio features: rainbow parentheses! This setting colour codes your brackets so that you can tell which ones are paired together. And who doesn’t want a bit of colour on their scripts?!</w:t>
       </w:r>
     </w:p>
     <w:p>
@@ -984,7 +922,23 @@
         </w:numPr>
       </w:pPr>
       <w:r>
-        <w:t xml:space="preserve">On the Global Options… window you have open, click on</w:t>
+        <w:t xml:space="preserve">On the</w:t>
+      </w:r>
+      <w:r>
+        <w:t xml:space="preserve"> </w:t>
+      </w:r>
+      <w:r>
+        <w:rPr>
+          <w:i/>
+          <w:iCs/>
+        </w:rPr>
+        <w:t xml:space="preserve">Global Options…</w:t>
+      </w:r>
+      <w:r>
+        <w:t xml:space="preserve"> </w:t>
+      </w:r>
+      <w:r>
+        <w:t xml:space="preserve">window you have open, click on</w:t>
       </w:r>
       <w:r>
         <w:t xml:space="preserve"> </w:t>
@@ -1019,7 +973,7 @@
         <w:t xml:space="preserve"> </w:t>
       </w:r>
       <w:r>
-        <w:t xml:space="preserve">tab at the op.</w:t>
+        <w:t xml:space="preserve">tab at the top.</w:t>
       </w:r>
     </w:p>
     <w:p>
@@ -1083,18 +1037,18 @@
           <wp:inline>
             <wp:extent cx="5334000" cy="5372886"/>
             <wp:effectExtent b="0" l="0" r="0" t="0"/>
-            <wp:docPr descr="Global options window with recommended Code Display settings" title="" id="39" name="Picture"/>
+            <wp:docPr descr="Global options window with recommended Code Display settings" title="" id="36" name="Picture"/>
             <a:graphic>
               <a:graphicData uri="http://schemas.openxmlformats.org/drawingml/2006/picture">
                 <pic:pic>
                   <pic:nvPicPr>
-                    <pic:cNvPr descr="images/rainbow_parentheses.png" id="40" name="Picture"/>
+                    <pic:cNvPr descr="images/rainbow_parentheses.png" id="37" name="Picture"/>
                     <pic:cNvPicPr>
                       <a:picLocks noChangeArrowheads="1" noChangeAspect="1"/>
                     </pic:cNvPicPr>
                   </pic:nvPicPr>
                   <pic:blipFill>
-                    <a:blip r:embed="rId38"/>
+                    <a:blip r:embed="rId35"/>
                     <a:stretch>
                       <a:fillRect/>
                     </a:stretch>
@@ -1137,39 +1091,40 @@
         <w:t xml:space="preserve">As for what this has done? Well, you’ll just have to wait and see as we get writing scripts…</w:t>
       </w:r>
     </w:p>
+    <w:bookmarkEnd w:id="38"/>
+    <w:bookmarkEnd w:id="39"/>
+    <w:bookmarkStart w:id="41" w:name="youre-now-ready-to-go"/>
+    <w:p>
+      <w:pPr>
+        <w:pStyle w:val="Heading1"/>
+      </w:pPr>
+      <w:r>
+        <w:t xml:space="preserve">5. You’re now ready to go!</w:t>
+      </w:r>
+    </w:p>
+    <w:p>
+      <w:pPr>
+        <w:pStyle w:val="FirstParagraph"/>
+      </w:pPr>
+      <w:r>
+        <w:t xml:space="preserve">Now proceed with the</w:t>
+      </w:r>
+      <w:r>
+        <w:t xml:space="preserve"> </w:t>
+      </w:r>
+      <w:hyperlink r:id="rId40">
+        <w:r>
+          <w:rPr>
+            <w:rStyle w:val="Hyperlink"/>
+          </w:rPr>
+          <w:t xml:space="preserve">first Practical session</w:t>
+        </w:r>
+      </w:hyperlink>
+      <w:r>
+        <w:t xml:space="preserve">.</w:t>
+      </w:r>
+    </w:p>
     <w:bookmarkEnd w:id="41"/>
-    <w:bookmarkEnd w:id="42"/>
-    <w:bookmarkStart w:id="43" w:name="youre-now-ready-to-go"/>
-    <w:p>
-      <w:pPr>
-        <w:pStyle w:val="Heading1"/>
-      </w:pPr>
-      <w:r>
-        <w:t xml:space="preserve">5. You’re now ready to go!</w:t>
-      </w:r>
-    </w:p>
-    <w:p>
-      <w:pPr>
-        <w:pStyle w:val="FirstParagraph"/>
-      </w:pPr>
-      <w:r>
-        <w:t xml:space="preserve">Now proceed with the first Practical session:</w:t>
-      </w:r>
-      <w:r>
-        <w:t xml:space="preserve"> </w:t>
-      </w:r>
-      <w:r>
-        <w:rPr>
-          <w:b/>
-          <w:bCs/>
-        </w:rPr>
-        <w:t xml:space="preserve">1_Introduction</w:t>
-      </w:r>
-      <w:r>
-        <w:t xml:space="preserve">.</w:t>
-      </w:r>
-    </w:p>
-    <w:bookmarkEnd w:id="43"/>
     <w:sectPr>
       <w:footnotePr>
         <w:numRestart w:val="eachSect"/>
